--- a/klagomål/A 18781-2023 FSC-klagomål.docx
+++ b/klagomål/A 18781-2023 FSC-klagomål.docx
@@ -846,7 +846,7 @@
     <w:r>
       <w:tab/>
       <w:tab/>
-      <w:t>2025-03-20</w:t>
+      <w:t>2025-03-21</w:t>
       <w:br/>
       <w:br/>
     </w:r>

--- a/klagomål/A 18781-2023 FSC-klagomål.docx
+++ b/klagomål/A 18781-2023 FSC-klagomål.docx
@@ -846,7 +846,7 @@
     <w:r>
       <w:tab/>
       <w:tab/>
-      <w:t>2025-03-21</w:t>
+      <w:t>2025-03-22</w:t>
       <w:br/>
       <w:br/>
     </w:r>

--- a/klagomål/A 18781-2023 FSC-klagomål.docx
+++ b/klagomål/A 18781-2023 FSC-klagomål.docx
@@ -846,7 +846,7 @@
     <w:r>
       <w:tab/>
       <w:tab/>
-      <w:t>2025-03-22</w:t>
+      <w:t>2025-03-23</w:t>
       <w:br/>
       <w:br/>
     </w:r>

--- a/klagomål/A 18781-2023 FSC-klagomål.docx
+++ b/klagomål/A 18781-2023 FSC-klagomål.docx
@@ -846,7 +846,7 @@
     <w:r>
       <w:tab/>
       <w:tab/>
-      <w:t>2025-03-23</w:t>
+      <w:t>2025-03-24</w:t>
       <w:br/>
       <w:br/>
     </w:r>

--- a/klagomål/A 18781-2023 FSC-klagomål.docx
+++ b/klagomål/A 18781-2023 FSC-klagomål.docx
@@ -846,7 +846,7 @@
     <w:r>
       <w:tab/>
       <w:tab/>
-      <w:t>2025-03-24</w:t>
+      <w:t>2025-03-25</w:t>
       <w:br/>
       <w:br/>
     </w:r>

--- a/klagomål/A 18781-2023 FSC-klagomål.docx
+++ b/klagomål/A 18781-2023 FSC-klagomål.docx
@@ -846,7 +846,7 @@
     <w:r>
       <w:tab/>
       <w:tab/>
-      <w:t>2025-03-25</w:t>
+      <w:t>2025-03-26</w:t>
       <w:br/>
       <w:br/>
     </w:r>

--- a/klagomål/A 18781-2023 FSC-klagomål.docx
+++ b/klagomål/A 18781-2023 FSC-klagomål.docx
@@ -846,7 +846,7 @@
     <w:r>
       <w:tab/>
       <w:tab/>
-      <w:t>2025-03-26</w:t>
+      <w:t>2025-03-27</w:t>
       <w:br/>
       <w:br/>
     </w:r>

--- a/klagomål/A 18781-2023 FSC-klagomål.docx
+++ b/klagomål/A 18781-2023 FSC-klagomål.docx
@@ -846,7 +846,7 @@
     <w:r>
       <w:tab/>
       <w:tab/>
-      <w:t>2025-03-27</w:t>
+      <w:t>2025-03-28</w:t>
       <w:br/>
       <w:br/>
     </w:r>

--- a/klagomål/A 18781-2023 FSC-klagomål.docx
+++ b/klagomål/A 18781-2023 FSC-klagomål.docx
@@ -846,7 +846,7 @@
     <w:r>
       <w:tab/>
       <w:tab/>
-      <w:t>2025-04-02</w:t>
+      <w:t>2025-04-03</w:t>
       <w:br/>
       <w:br/>
     </w:r>

--- a/klagomål/A 18781-2023 FSC-klagomål.docx
+++ b/klagomål/A 18781-2023 FSC-klagomål.docx
@@ -846,7 +846,7 @@
     <w:r>
       <w:tab/>
       <w:tab/>
-      <w:t>2025-04-03</w:t>
+      <w:t>2025-04-05</w:t>
       <w:br/>
       <w:br/>
     </w:r>

--- a/klagomål/A 18781-2023 FSC-klagomål.docx
+++ b/klagomål/A 18781-2023 FSC-klagomål.docx
@@ -846,7 +846,7 @@
     <w:r>
       <w:tab/>
       <w:tab/>
-      <w:t>2025-04-05</w:t>
+      <w:t>2025-04-06</w:t>
       <w:br/>
       <w:br/>
     </w:r>

--- a/klagomål/A 18781-2023 FSC-klagomål.docx
+++ b/klagomål/A 18781-2023 FSC-klagomål.docx
@@ -846,7 +846,7 @@
     <w:r>
       <w:tab/>
       <w:tab/>
-      <w:t>2025-04-06</w:t>
+      <w:t>2025-04-07</w:t>
       <w:br/>
       <w:br/>
     </w:r>

--- a/klagomål/A 18781-2023 FSC-klagomål.docx
+++ b/klagomål/A 18781-2023 FSC-klagomål.docx
@@ -846,7 +846,7 @@
     <w:r>
       <w:tab/>
       <w:tab/>
-      <w:t>2025-04-07</w:t>
+      <w:t>2025-04-08</w:t>
       <w:br/>
       <w:br/>
     </w:r>

--- a/klagomål/A 18781-2023 FSC-klagomål.docx
+++ b/klagomål/A 18781-2023 FSC-klagomål.docx
@@ -846,7 +846,7 @@
     <w:r>
       <w:tab/>
       <w:tab/>
-      <w:t>2025-04-08</w:t>
+      <w:t>2025-04-09</w:t>
       <w:br/>
       <w:br/>
     </w:r>

--- a/klagomål/A 18781-2023 FSC-klagomål.docx
+++ b/klagomål/A 18781-2023 FSC-klagomål.docx
@@ -688,12 +688,12 @@
     </w:p>
     <w:p>
       <w:r>
-        <w:t>Tjäder (§4) är en utpräglad skogsfågel knuten till större sammanhängande barrskogsområden. Tupparna och hönorna utnyttjar till viss del olika miljöer, och habitatvalet varierar dessutom mellan olika delar av året. För att det ska finnas livskraftiga tjäderbestånd krävs funktionella skogslandskap med en blandning av uppvuxen, gles och luckig skog, täta sumpskogar, myrar och andra små våtmarker.</w:t>
+        <w:t>Tjäder (§4) är en utpräglad skogsfågel knuten till större sammanhängande barrskogsområden. Tupparna och hönorna utnyttjar till viss del olika miljöer, och habitatvalet varierar dessutom mellan olika delar av året. För att det ska finnas livskraftiga tjäderbestånd krävs funktionella skogslandskap med en blandning av uppvuxen, gles och luckig skog, täta sumpskogar, myrar och andra små våtmarker (Skogsstyrelsen, 2019).</w:t>
       </w:r>
     </w:p>
     <w:p>
       <w:r>
-        <w:t>Arten försvinner när skogen fragmenteras och den sammanlagda arealen hyggen och andra öppna områden blir för stor. Ett småskaligt och försiktigt virkesuttag genom hyggesfria metoder kan i vissa fall vara möjligt i området inom 200 m från lekcentrum. Längre ut från lekcentrum, inom 200–500 m bör den avverkade ytan inte överskrida 1 hektar för att undvika alltför stora och snabba förändringar.</w:t>
+        <w:t>Arten försvinner när skogen fragmenteras och den sammanlagda arealen hyggen och andra öppna områden blir för stor. Ett småskaligt och försiktigt virkesuttag genom hyggesfria metoder kan i vissa fall vara möjligt i området inom 200 m från lekcentrum. Längre ut från lekcentrum, inom 200–500 m bör den avverkade ytan inte överskrida 1 hektar för att undvika alltför stora och snabba förändringar (Skogsstyrelsen, 2019).</w:t>
       </w:r>
     </w:p>
     <w:p>
@@ -846,7 +846,7 @@
     <w:r>
       <w:tab/>
       <w:tab/>
-      <w:t>2025-04-09</w:t>
+      <w:t>2025-04-10</w:t>
       <w:br/>
       <w:br/>
     </w:r>

--- a/klagomål/A 18781-2023 FSC-klagomål.docx
+++ b/klagomål/A 18781-2023 FSC-klagomål.docx
@@ -846,7 +846,7 @@
     <w:r>
       <w:tab/>
       <w:tab/>
-      <w:t>2025-04-10</w:t>
+      <w:t>2025-04-11</w:t>
       <w:br/>
       <w:br/>
     </w:r>

--- a/klagomål/A 18781-2023 FSC-klagomål.docx
+++ b/klagomål/A 18781-2023 FSC-klagomål.docx
@@ -846,7 +846,7 @@
     <w:r>
       <w:tab/>
       <w:tab/>
-      <w:t>2025-04-11</w:t>
+      <w:t>2025-04-12</w:t>
       <w:br/>
       <w:br/>
     </w:r>

--- a/klagomål/A 18781-2023 FSC-klagomål.docx
+++ b/klagomål/A 18781-2023 FSC-klagomål.docx
@@ -846,7 +846,7 @@
     <w:r>
       <w:tab/>
       <w:tab/>
-      <w:t>2025-04-12</w:t>
+      <w:t>2025-04-13</w:t>
       <w:br/>
       <w:br/>
     </w:r>

--- a/klagomål/A 18781-2023 FSC-klagomål.docx
+++ b/klagomål/A 18781-2023 FSC-klagomål.docx
@@ -846,7 +846,7 @@
     <w:r>
       <w:tab/>
       <w:tab/>
-      <w:t>2025-04-13</w:t>
+      <w:t>2025-04-14</w:t>
       <w:br/>
       <w:br/>
     </w:r>

--- a/klagomål/A 18781-2023 FSC-klagomål.docx
+++ b/klagomål/A 18781-2023 FSC-klagomål.docx
@@ -846,7 +846,7 @@
     <w:r>
       <w:tab/>
       <w:tab/>
-      <w:t>2025-04-14</w:t>
+      <w:t>2025-04-15</w:t>
       <w:br/>
       <w:br/>
     </w:r>

--- a/klagomål/A 18781-2023 FSC-klagomål.docx
+++ b/klagomål/A 18781-2023 FSC-klagomål.docx
@@ -846,7 +846,7 @@
     <w:r>
       <w:tab/>
       <w:tab/>
-      <w:t>2025-04-15</w:t>
+      <w:t>2025-04-16</w:t>
       <w:br/>
       <w:br/>
     </w:r>

--- a/klagomål/A 18781-2023 FSC-klagomål.docx
+++ b/klagomål/A 18781-2023 FSC-klagomål.docx
@@ -846,7 +846,7 @@
     <w:r>
       <w:tab/>
       <w:tab/>
-      <w:t>2025-04-16</w:t>
+      <w:t>2025-04-17</w:t>
       <w:br/>
       <w:br/>
     </w:r>

--- a/klagomål/A 18781-2023 FSC-klagomål.docx
+++ b/klagomål/A 18781-2023 FSC-klagomål.docx
@@ -846,7 +846,7 @@
     <w:r>
       <w:tab/>
       <w:tab/>
-      <w:t>2025-04-17</w:t>
+      <w:t>2025-04-18</w:t>
       <w:br/>
       <w:br/>
     </w:r>

--- a/klagomål/A 18781-2023 FSC-klagomål.docx
+++ b/klagomål/A 18781-2023 FSC-klagomål.docx
@@ -846,7 +846,7 @@
     <w:r>
       <w:tab/>
       <w:tab/>
-      <w:t>2025-05-03</w:t>
+      <w:t>2025-05-04</w:t>
       <w:br/>
       <w:br/>
     </w:r>

--- a/klagomål/A 18781-2023 FSC-klagomål.docx
+++ b/klagomål/A 18781-2023 FSC-klagomål.docx
@@ -846,7 +846,7 @@
     <w:r>
       <w:tab/>
       <w:tab/>
-      <w:t>2025-05-04</w:t>
+      <w:t>2025-05-06</w:t>
       <w:br/>
       <w:br/>
     </w:r>

--- a/klagomål/A 18781-2023 FSC-klagomål.docx
+++ b/klagomål/A 18781-2023 FSC-klagomål.docx
@@ -846,7 +846,7 @@
     <w:r>
       <w:tab/>
       <w:tab/>
-      <w:t>2025-05-06</w:t>
+      <w:t>2025-05-07</w:t>
       <w:br/>
       <w:br/>
     </w:r>

--- a/klagomål/A 18781-2023 FSC-klagomål.docx
+++ b/klagomål/A 18781-2023 FSC-klagomål.docx
@@ -846,7 +846,7 @@
     <w:r>
       <w:tab/>
       <w:tab/>
-      <w:t>2025-05-07</w:t>
+      <w:t>2025-05-08</w:t>
       <w:br/>
       <w:br/>
     </w:r>

--- a/klagomål/A 18781-2023 FSC-klagomål.docx
+++ b/klagomål/A 18781-2023 FSC-klagomål.docx
@@ -846,7 +846,7 @@
     <w:r>
       <w:tab/>
       <w:tab/>
-      <w:t>2025-05-08</w:t>
+      <w:t>2025-05-09</w:t>
       <w:br/>
       <w:br/>
     </w:r>

--- a/klagomål/A 18781-2023 FSC-klagomål.docx
+++ b/klagomål/A 18781-2023 FSC-klagomål.docx
@@ -846,7 +846,7 @@
     <w:r>
       <w:tab/>
       <w:tab/>
-      <w:t>2025-05-09</w:t>
+      <w:t>2025-05-10</w:t>
       <w:br/>
       <w:br/>
     </w:r>

--- a/klagomål/A 18781-2023 FSC-klagomål.docx
+++ b/klagomål/A 18781-2023 FSC-klagomål.docx
@@ -846,7 +846,7 @@
     <w:r>
       <w:tab/>
       <w:tab/>
-      <w:t>2025-05-10</w:t>
+      <w:t>2025-05-11</w:t>
       <w:br/>
       <w:br/>
     </w:r>

--- a/klagomål/A 18781-2023 FSC-klagomål.docx
+++ b/klagomål/A 18781-2023 FSC-klagomål.docx
@@ -846,7 +846,7 @@
     <w:r>
       <w:tab/>
       <w:tab/>
-      <w:t>2025-05-11</w:t>
+      <w:t>2025-05-12</w:t>
       <w:br/>
       <w:br/>
     </w:r>

--- a/klagomål/A 18781-2023 FSC-klagomål.docx
+++ b/klagomål/A 18781-2023 FSC-klagomål.docx
@@ -846,7 +846,7 @@
     <w:r>
       <w:tab/>
       <w:tab/>
-      <w:t>2025-05-12</w:t>
+      <w:t>2025-05-13</w:t>
       <w:br/>
       <w:br/>
     </w:r>

--- a/klagomål/A 18781-2023 FSC-klagomål.docx
+++ b/klagomål/A 18781-2023 FSC-klagomål.docx
@@ -846,7 +846,7 @@
     <w:r>
       <w:tab/>
       <w:tab/>
-      <w:t>2025-05-13</w:t>
+      <w:t>2025-05-14</w:t>
       <w:br/>
       <w:br/>
     </w:r>

--- a/klagomål/A 18781-2023 FSC-klagomål.docx
+++ b/klagomål/A 18781-2023 FSC-klagomål.docx
@@ -846,7 +846,7 @@
     <w:r>
       <w:tab/>
       <w:tab/>
-      <w:t>2025-05-14</w:t>
+      <w:t>2025-05-15</w:t>
       <w:br/>
       <w:br/>
     </w:r>

--- a/klagomål/A 18781-2023 FSC-klagomål.docx
+++ b/klagomål/A 18781-2023 FSC-klagomål.docx
@@ -846,7 +846,7 @@
     <w:r>
       <w:tab/>
       <w:tab/>
-      <w:t>2025-05-15</w:t>
+      <w:t>2025-05-16</w:t>
       <w:br/>
       <w:br/>
     </w:r>

--- a/klagomål/A 18781-2023 FSC-klagomål.docx
+++ b/klagomål/A 18781-2023 FSC-klagomål.docx
@@ -846,7 +846,7 @@
     <w:r>
       <w:tab/>
       <w:tab/>
-      <w:t>2025-05-16</w:t>
+      <w:t>2025-05-17</w:t>
       <w:br/>
       <w:br/>
     </w:r>

--- a/klagomål/A 18781-2023 FSC-klagomål.docx
+++ b/klagomål/A 18781-2023 FSC-klagomål.docx
@@ -846,7 +846,7 @@
     <w:r>
       <w:tab/>
       <w:tab/>
-      <w:t>2025-05-17</w:t>
+      <w:t>2025-05-18</w:t>
       <w:br/>
       <w:br/>
     </w:r>

--- a/klagomål/A 18781-2023 FSC-klagomål.docx
+++ b/klagomål/A 18781-2023 FSC-klagomål.docx
@@ -846,7 +846,7 @@
     <w:r>
       <w:tab/>
       <w:tab/>
-      <w:t>2025-05-18</w:t>
+      <w:t>2025-05-19</w:t>
       <w:br/>
       <w:br/>
     </w:r>

--- a/klagomål/A 18781-2023 FSC-klagomål.docx
+++ b/klagomål/A 18781-2023 FSC-klagomål.docx
@@ -846,7 +846,7 @@
     <w:r>
       <w:tab/>
       <w:tab/>
-      <w:t>2025-05-19</w:t>
+      <w:t>2025-05-20</w:t>
       <w:br/>
       <w:br/>
     </w:r>

--- a/klagomål/A 18781-2023 FSC-klagomål.docx
+++ b/klagomål/A 18781-2023 FSC-klagomål.docx
@@ -846,7 +846,7 @@
     <w:r>
       <w:tab/>
       <w:tab/>
-      <w:t>2025-05-20</w:t>
+      <w:t>2025-05-21</w:t>
       <w:br/>
       <w:br/>
     </w:r>

--- a/klagomål/A 18781-2023 FSC-klagomål.docx
+++ b/klagomål/A 18781-2023 FSC-klagomål.docx
@@ -846,7 +846,7 @@
     <w:r>
       <w:tab/>
       <w:tab/>
-      <w:t>2025-05-21</w:t>
+      <w:t>2025-05-22</w:t>
       <w:br/>
       <w:br/>
     </w:r>

--- a/klagomål/A 18781-2023 FSC-klagomål.docx
+++ b/klagomål/A 18781-2023 FSC-klagomål.docx
@@ -846,7 +846,7 @@
     <w:r>
       <w:tab/>
       <w:tab/>
-      <w:t>2025-05-22</w:t>
+      <w:t>2025-05-23</w:t>
       <w:br/>
       <w:br/>
     </w:r>

--- a/klagomål/A 18781-2023 FSC-klagomål.docx
+++ b/klagomål/A 18781-2023 FSC-klagomål.docx
@@ -846,7 +846,7 @@
     <w:r>
       <w:tab/>
       <w:tab/>
-      <w:t>2025-05-23</w:t>
+      <w:t>2025-05-24</w:t>
       <w:br/>
       <w:br/>
     </w:r>

--- a/klagomål/A 18781-2023 FSC-klagomål.docx
+++ b/klagomål/A 18781-2023 FSC-klagomål.docx
@@ -846,7 +846,7 @@
     <w:r>
       <w:tab/>
       <w:tab/>
-      <w:t>2025-05-24</w:t>
+      <w:t>2025-05-25</w:t>
       <w:br/>
       <w:br/>
     </w:r>

--- a/klagomål/A 18781-2023 FSC-klagomål.docx
+++ b/klagomål/A 18781-2023 FSC-klagomål.docx
@@ -846,7 +846,7 @@
     <w:r>
       <w:tab/>
       <w:tab/>
-      <w:t>2025-05-25</w:t>
+      <w:t>2025-05-26</w:t>
       <w:br/>
       <w:br/>
     </w:r>

--- a/klagomål/A 18781-2023 FSC-klagomål.docx
+++ b/klagomål/A 18781-2023 FSC-klagomål.docx
@@ -846,7 +846,7 @@
     <w:r>
       <w:tab/>
       <w:tab/>
-      <w:t>2025-05-26</w:t>
+      <w:t>2025-05-27</w:t>
       <w:br/>
       <w:br/>
     </w:r>

--- a/klagomål/A 18781-2023 FSC-klagomål.docx
+++ b/klagomål/A 18781-2023 FSC-klagomål.docx
@@ -846,7 +846,7 @@
     <w:r>
       <w:tab/>
       <w:tab/>
-      <w:t>2025-05-27</w:t>
+      <w:t>2025-05-30</w:t>
       <w:br/>
       <w:br/>
     </w:r>

--- a/klagomål/A 18781-2023 FSC-klagomål.docx
+++ b/klagomål/A 18781-2023 FSC-klagomål.docx
@@ -846,7 +846,7 @@
     <w:r>
       <w:tab/>
       <w:tab/>
-      <w:t>2025-05-30</w:t>
+      <w:t>2025-06-01</w:t>
       <w:br/>
       <w:br/>
     </w:r>

--- a/klagomål/A 18781-2023 FSC-klagomål.docx
+++ b/klagomål/A 18781-2023 FSC-klagomål.docx
@@ -846,7 +846,7 @@
     <w:r>
       <w:tab/>
       <w:tab/>
-      <w:t>2025-06-01</w:t>
+      <w:t>2025-06-02</w:t>
       <w:br/>
       <w:br/>
     </w:r>

--- a/klagomål/A 18781-2023 FSC-klagomål.docx
+++ b/klagomål/A 18781-2023 FSC-klagomål.docx
@@ -846,7 +846,7 @@
     <w:r>
       <w:tab/>
       <w:tab/>
-      <w:t>2025-06-02</w:t>
+      <w:t>2025-06-03</w:t>
       <w:br/>
       <w:br/>
     </w:r>

--- a/klagomål/A 18781-2023 FSC-klagomål.docx
+++ b/klagomål/A 18781-2023 FSC-klagomål.docx
@@ -846,7 +846,7 @@
     <w:r>
       <w:tab/>
       <w:tab/>
-      <w:t>2025-06-03</w:t>
+      <w:t>2025-06-04</w:t>
       <w:br/>
       <w:br/>
     </w:r>

--- a/klagomål/A 18781-2023 FSC-klagomål.docx
+++ b/klagomål/A 18781-2023 FSC-klagomål.docx
@@ -846,7 +846,7 @@
     <w:r>
       <w:tab/>
       <w:tab/>
-      <w:t>2025-06-04</w:t>
+      <w:t>2025-06-05</w:t>
       <w:br/>
       <w:br/>
     </w:r>

--- a/klagomål/A 18781-2023 FSC-klagomål.docx
+++ b/klagomål/A 18781-2023 FSC-klagomål.docx
@@ -846,7 +846,7 @@
     <w:r>
       <w:tab/>
       <w:tab/>
-      <w:t>2025-06-05</w:t>
+      <w:t>2025-06-13</w:t>
       <w:br/>
       <w:br/>
     </w:r>

--- a/klagomål/A 18781-2023 FSC-klagomål.docx
+++ b/klagomål/A 18781-2023 FSC-klagomål.docx
@@ -846,7 +846,7 @@
     <w:r>
       <w:tab/>
       <w:tab/>
-      <w:t>2025-06-13</w:t>
+      <w:t>2025-06-15</w:t>
       <w:br/>
       <w:br/>
     </w:r>

--- a/klagomål/A 18781-2023 FSC-klagomål.docx
+++ b/klagomål/A 18781-2023 FSC-klagomål.docx
@@ -846,7 +846,7 @@
     <w:r>
       <w:tab/>
       <w:tab/>
-      <w:t>2025-06-15</w:t>
+      <w:t>2025-06-16</w:t>
       <w:br/>
       <w:br/>
     </w:r>

--- a/klagomål/A 18781-2023 FSC-klagomål.docx
+++ b/klagomål/A 18781-2023 FSC-klagomål.docx
@@ -846,7 +846,7 @@
     <w:r>
       <w:tab/>
       <w:tab/>
-      <w:t>2025-06-16</w:t>
+      <w:t>2025-06-17</w:t>
       <w:br/>
       <w:br/>
     </w:r>

--- a/klagomål/A 18781-2023 FSC-klagomål.docx
+++ b/klagomål/A 18781-2023 FSC-klagomål.docx
@@ -846,7 +846,7 @@
     <w:r>
       <w:tab/>
       <w:tab/>
-      <w:t>2025-06-17</w:t>
+      <w:t>2025-06-18</w:t>
       <w:br/>
       <w:br/>
     </w:r>

--- a/klagomål/A 18781-2023 FSC-klagomål.docx
+++ b/klagomål/A 18781-2023 FSC-klagomål.docx
@@ -846,7 +846,7 @@
     <w:r>
       <w:tab/>
       <w:tab/>
-      <w:t>2025-06-18</w:t>
+      <w:t>2025-06-19</w:t>
       <w:br/>
       <w:br/>
     </w:r>

--- a/klagomål/A 18781-2023 FSC-klagomål.docx
+++ b/klagomål/A 18781-2023 FSC-klagomål.docx
@@ -846,7 +846,7 @@
     <w:r>
       <w:tab/>
       <w:tab/>
-      <w:t>2025-06-19</w:t>
+      <w:t>2025-06-20</w:t>
       <w:br/>
       <w:br/>
     </w:r>

--- a/klagomål/A 18781-2023 FSC-klagomål.docx
+++ b/klagomål/A 18781-2023 FSC-klagomål.docx
@@ -846,7 +846,7 @@
     <w:r>
       <w:tab/>
       <w:tab/>
-      <w:t>2025-06-20</w:t>
+      <w:t>2025-06-21</w:t>
       <w:br/>
       <w:br/>
     </w:r>

--- a/klagomål/A 18781-2023 FSC-klagomål.docx
+++ b/klagomål/A 18781-2023 FSC-klagomål.docx
@@ -846,7 +846,7 @@
     <w:r>
       <w:tab/>
       <w:tab/>
-      <w:t>2025-06-21</w:t>
+      <w:t>2025-06-22</w:t>
       <w:br/>
       <w:br/>
     </w:r>

--- a/klagomål/A 18781-2023 FSC-klagomål.docx
+++ b/klagomål/A 18781-2023 FSC-klagomål.docx
@@ -846,7 +846,7 @@
     <w:r>
       <w:tab/>
       <w:tab/>
-      <w:t>2025-06-22</w:t>
+      <w:t>2025-06-23</w:t>
       <w:br/>
       <w:br/>
     </w:r>

--- a/klagomål/A 18781-2023 FSC-klagomål.docx
+++ b/klagomål/A 18781-2023 FSC-klagomål.docx
@@ -846,7 +846,7 @@
     <w:r>
       <w:tab/>
       <w:tab/>
-      <w:t>2025-06-23</w:t>
+      <w:t>2025-06-24</w:t>
       <w:br/>
       <w:br/>
     </w:r>

--- a/klagomål/A 18781-2023 FSC-klagomål.docx
+++ b/klagomål/A 18781-2023 FSC-klagomål.docx
@@ -846,7 +846,7 @@
     <w:r>
       <w:tab/>
       <w:tab/>
-      <w:t>2025-06-24</w:t>
+      <w:t>2025-06-25</w:t>
       <w:br/>
       <w:br/>
     </w:r>

--- a/klagomål/A 18781-2023 FSC-klagomål.docx
+++ b/klagomål/A 18781-2023 FSC-klagomål.docx
@@ -846,7 +846,7 @@
     <w:r>
       <w:tab/>
       <w:tab/>
-      <w:t>2025-06-25</w:t>
+      <w:t>2025-06-26</w:t>
       <w:br/>
       <w:br/>
     </w:r>

--- a/klagomål/A 18781-2023 FSC-klagomål.docx
+++ b/klagomål/A 18781-2023 FSC-klagomål.docx
@@ -846,7 +846,7 @@
     <w:r>
       <w:tab/>
       <w:tab/>
-      <w:t>2025-06-26</w:t>
+      <w:t>2025-06-27</w:t>
       <w:br/>
       <w:br/>
     </w:r>

--- a/klagomål/A 18781-2023 FSC-klagomål.docx
+++ b/klagomål/A 18781-2023 FSC-klagomål.docx
@@ -846,7 +846,7 @@
     <w:r>
       <w:tab/>
       <w:tab/>
-      <w:t>2025-06-27</w:t>
+      <w:t>2025-06-28</w:t>
       <w:br/>
       <w:br/>
     </w:r>

--- a/klagomål/A 18781-2023 FSC-klagomål.docx
+++ b/klagomål/A 18781-2023 FSC-klagomål.docx
@@ -846,7 +846,7 @@
     <w:r>
       <w:tab/>
       <w:tab/>
-      <w:t>2025-06-28</w:t>
+      <w:t>2025-06-29</w:t>
       <w:br/>
       <w:br/>
     </w:r>

--- a/klagomål/A 18781-2023 FSC-klagomål.docx
+++ b/klagomål/A 18781-2023 FSC-klagomål.docx
@@ -846,7 +846,7 @@
     <w:r>
       <w:tab/>
       <w:tab/>
-      <w:t>2025-06-29</w:t>
+      <w:t>2025-06-30</w:t>
       <w:br/>
       <w:br/>
     </w:r>

--- a/klagomål/A 18781-2023 FSC-klagomål.docx
+++ b/klagomål/A 18781-2023 FSC-klagomål.docx
@@ -846,7 +846,7 @@
     <w:r>
       <w:tab/>
       <w:tab/>
-      <w:t>2025-06-30</w:t>
+      <w:t>2025-07-01</w:t>
       <w:br/>
       <w:br/>
     </w:r>

--- a/klagomål/A 18781-2023 FSC-klagomål.docx
+++ b/klagomål/A 18781-2023 FSC-klagomål.docx
@@ -846,7 +846,7 @@
     <w:r>
       <w:tab/>
       <w:tab/>
-      <w:t>2025-07-01</w:t>
+      <w:t>2025-07-02</w:t>
       <w:br/>
       <w:br/>
     </w:r>

--- a/klagomål/A 18781-2023 FSC-klagomål.docx
+++ b/klagomål/A 18781-2023 FSC-klagomål.docx
@@ -846,7 +846,7 @@
     <w:r>
       <w:tab/>
       <w:tab/>
-      <w:t>2025-07-02</w:t>
+      <w:t>2025-07-03</w:t>
       <w:br/>
       <w:br/>
     </w:r>

--- a/klagomål/A 18781-2023 FSC-klagomål.docx
+++ b/klagomål/A 18781-2023 FSC-klagomål.docx
@@ -846,7 +846,7 @@
     <w:r>
       <w:tab/>
       <w:tab/>
-      <w:t>2025-07-03</w:t>
+      <w:t>2025-07-04</w:t>
       <w:br/>
       <w:br/>
     </w:r>

--- a/klagomål/A 18781-2023 FSC-klagomål.docx
+++ b/klagomål/A 18781-2023 FSC-klagomål.docx
@@ -846,7 +846,7 @@
     <w:r>
       <w:tab/>
       <w:tab/>
-      <w:t>2025-07-04</w:t>
+      <w:t>2025-07-05</w:t>
       <w:br/>
       <w:br/>
     </w:r>

--- a/klagomål/A 18781-2023 FSC-klagomål.docx
+++ b/klagomål/A 18781-2023 FSC-klagomål.docx
@@ -846,7 +846,7 @@
     <w:r>
       <w:tab/>
       <w:tab/>
-      <w:t>2025-07-05</w:t>
+      <w:t>2025-07-06</w:t>
       <w:br/>
       <w:br/>
     </w:r>

--- a/klagomål/A 18781-2023 FSC-klagomål.docx
+++ b/klagomål/A 18781-2023 FSC-klagomål.docx
@@ -846,7 +846,7 @@
     <w:r>
       <w:tab/>
       <w:tab/>
-      <w:t>2025-07-06</w:t>
+      <w:t>2025-07-07</w:t>
       <w:br/>
       <w:br/>
     </w:r>

--- a/klagomål/A 18781-2023 FSC-klagomål.docx
+++ b/klagomål/A 18781-2023 FSC-klagomål.docx
@@ -846,7 +846,7 @@
     <w:r>
       <w:tab/>
       <w:tab/>
-      <w:t>2025-07-07</w:t>
+      <w:t>2025-07-08</w:t>
       <w:br/>
       <w:br/>
     </w:r>

--- a/klagomål/A 18781-2023 FSC-klagomål.docx
+++ b/klagomål/A 18781-2023 FSC-klagomål.docx
@@ -254,7 +254,25 @@
         <w:t>Lunglav (NT)</w:t>
       </w:r>
       <w:r>
-        <w:t xml:space="preserve"> är en av vårt lands främsta signalarter som överallt indikerar gamla lövträd, skogsbestånd med höga naturvärden och ekosystem med lång skoglig kontinuitet. Lokalt kan förekomsten vara mycket riklig men den hittas nästan enbart i gamla och ej slutavverkade skogar. Artens samtliga förekomster bör uppmärksammas från naturvårdssynpunkt, då många lokaler även hyser andra ovanliga och rödlistade arter. Rikliga förekomster bör skyddas med biotopskydd, frivilliga avsättningar eller reservat (SLU Artdatabanken, 2024; Nitare &amp; Skogsstyrelsen, 2019).</w:t>
+        <w:t xml:space="preserve"> är en av vårt lands främsta signalarter som överallt indikerar gamla lövträd, skogsbestånd med höga naturvärden och ekosystem med lång skoglig kontinuitet. Lokalt kan förekomsten vara mycket riklig men den hittas nästan enbart i gamla och ej slutavverkade skogar. Artens samtliga förekomster bör uppmärksammas från naturvårdssynpunkt, då många lokaler även hyser andra ovanliga och rödlistade arter. Rikliga förekomster bör skyddas med biotopskydd, frivilliga avsättningar eller reservat. Det finns ett antal sällsynta lavparasiter som växer på lunglav: lunglavsknapp (VU), skrovelmössing (DD), lunglavshårprick (DD), </w:t>
+      </w:r>
+      <w:r>
+        <w:rPr>
+          <w:i/>
+        </w:rPr>
+        <w:t>Calycina alstrupii</w:t>
+      </w:r>
+      <w:r>
+        <w:t xml:space="preserve"> (NA) och </w:t>
+      </w:r>
+      <w:r>
+        <w:rPr>
+          <w:i/>
+        </w:rPr>
+        <w:t>Chalara lobariae</w:t>
+      </w:r>
+      <w:r>
+        <w:t xml:space="preserve"> (NA) (SLU Artdatabanken, 2025; SLU Artdatabanken, 2024; Nitare &amp; Skogsstyrelsen, 2019).</w:t>
       </w:r>
     </w:p>
     <w:p>
@@ -621,7 +639,7 @@
         <w:t>Plectocarpon lichenum</w:t>
       </w:r>
       <w:r>
-        <w:t xml:space="preserve"> (VU). Det finns ytterligare två rödlistade parasiter vilka bara förekommer på lunglav, Skrovelmössing </w:t>
+        <w:t xml:space="preserve"> (VU). Det finns ytterligare ett antal parasiter vilka bara förekommer på lunglav: Skrovelmössing </w:t>
       </w:r>
       <w:r>
         <w:rPr>
@@ -639,7 +657,25 @@
         <w:t>Niesslia lobariae</w:t>
       </w:r>
       <w:r>
-        <w:t xml:space="preserve"> (rödlistad som Kunskapsbrist DD). Skrovelmössing (DD) har små svarta apothecier och bruna, 1-septerade sporer och Lunglavshårprick (DD) har brunhåriga perithecier och färglösa, 1-septerade sporer (SLU Artdatabanken, 2024; Nitare &amp; Skogsstyrelsen, 2019).</w:t>
+        <w:t xml:space="preserve"> (rödlistad som Kunskapsbrist DD). Skrovelmössing (DD) har små svarta apothecier och bruna, 1-septerade sporer och Lunglavshårprick (DD) har brunhåriga perithecier och färglösa, 1-septerade sporer. Nyligen har ytterligare två lavparasiter påträffats i Sverige som växer på lunglav: </w:t>
+      </w:r>
+      <w:r>
+        <w:rPr>
+          <w:i/>
+        </w:rPr>
+        <w:t>Calycina alstrupii</w:t>
+      </w:r>
+      <w:r>
+        <w:t xml:space="preserve"> (NA) och </w:t>
+      </w:r>
+      <w:r>
+        <w:rPr>
+          <w:i/>
+        </w:rPr>
+        <w:t>Chalara lobariae</w:t>
+      </w:r>
+      <w:r>
+        <w:t xml:space="preserve"> (NA) (SLU Artdatabanken, 2025; SLU Artdatabanken, 2024; Nitare &amp; Skogsstyrelsen, 2019).</w:t>
       </w:r>
     </w:p>
     <w:p>
@@ -676,6 +712,20 @@
       </w:r>
       <w:r>
         <w:t>SLU Artdatabanken, Uppsala.</w:t>
+      </w:r>
+    </w:p>
+    <w:p>
+      <w:r>
+        <w:t xml:space="preserve">SLU Artdatabanken, 2025. </w:t>
+      </w:r>
+      <w:r>
+        <w:rPr>
+          <w:i/>
+        </w:rPr>
+        <w:t xml:space="preserve">Över 20 nya lavparasiter för Sverige. </w:t>
+      </w:r>
+      <w:r>
+        <w:t>https://www.slu.se/artdatabanken/arter-och-natur/artiklar/over-20-nya-lavparasiter-for-sverige/</w:t>
       </w:r>
     </w:p>
     <w:p>
@@ -846,7 +896,7 @@
     <w:r>
       <w:tab/>
       <w:tab/>
-      <w:t>2025-07-08</w:t>
+      <w:t>2025-07-09</w:t>
       <w:br/>
       <w:br/>
     </w:r>

--- a/klagomål/A 18781-2023 FSC-klagomål.docx
+++ b/klagomål/A 18781-2023 FSC-klagomål.docx
@@ -896,7 +896,7 @@
     <w:r>
       <w:tab/>
       <w:tab/>
-      <w:t>2025-07-09</w:t>
+      <w:t>2025-07-11</w:t>
       <w:br/>
       <w:br/>
     </w:r>

--- a/klagomål/A 18781-2023 FSC-klagomål.docx
+++ b/klagomål/A 18781-2023 FSC-klagomål.docx
@@ -896,7 +896,7 @@
     <w:r>
       <w:tab/>
       <w:tab/>
-      <w:t>2025-07-11</w:t>
+      <w:t>2025-07-12</w:t>
       <w:br/>
       <w:br/>
     </w:r>

--- a/klagomål/A 18781-2023 FSC-klagomål.docx
+++ b/klagomål/A 18781-2023 FSC-klagomål.docx
@@ -896,7 +896,7 @@
     <w:r>
       <w:tab/>
       <w:tab/>
-      <w:t>2025-07-12</w:t>
+      <w:t>2025-07-13</w:t>
       <w:br/>
       <w:br/>
     </w:r>

--- a/klagomål/A 18781-2023 FSC-klagomål.docx
+++ b/klagomål/A 18781-2023 FSC-klagomål.docx
@@ -896,7 +896,7 @@
     <w:r>
       <w:tab/>
       <w:tab/>
-      <w:t>2025-07-13</w:t>
+      <w:t>2025-07-14</w:t>
       <w:br/>
       <w:br/>
     </w:r>

--- a/klagomål/A 18781-2023 FSC-klagomål.docx
+++ b/klagomål/A 18781-2023 FSC-klagomål.docx
@@ -896,7 +896,7 @@
     <w:r>
       <w:tab/>
       <w:tab/>
-      <w:t>2025-08-06</w:t>
+      <w:t>2025-08-09</w:t>
       <w:br/>
       <w:br/>
     </w:r>
